--- a/Richard/.NET React/Richard_Bozeman.docx
+++ b/Richard/.NET React/Richard_Bozeman.docx
@@ -6,7 +6,6 @@
       <w:pPr>
         <w:spacing w:after="40"/>
       </w:pPr>
-      <w:bookmarkStart w:id="0" w:name="_GoBack"/>
       <w:r>
         <w:rPr>
           <w:b/>
@@ -31,32 +30,22 @@
           <w:sz w:val="22"/>
           <w:szCs w:val="22"/>
         </w:rPr>
-        <w:t xml:space="preserve">Senior Software Engineer at </w:t>
-      </w:r>
-      <w:proofErr w:type="spellStart"/>
-      <w:r>
-        <w:rPr>
-          <w:rFonts w:ascii="Arial" w:eastAsia="Arial" w:hAnsi="Arial" w:cs="Arial"/>
-          <w:b/>
-          <w:bCs/>
-          <w:color w:val="6F8F6B"/>
-          <w:sz w:val="22"/>
-          <w:szCs w:val="22"/>
-        </w:rPr>
-        <w:t>Saritasa</w:t>
-      </w:r>
-      <w:proofErr w:type="spellEnd"/>
+        <w:t>Senior Software Engineer</w:t>
+      </w:r>
     </w:p>
     <w:p>
       <w:pPr>
         <w:spacing w:after="160"/>
+      </w:pPr>
+      <w:r>
         <w:rPr>
           <w:rFonts w:ascii="Arial" w:eastAsia="Arial" w:hAnsi="Arial" w:cs="Arial"/>
           <w:color w:val="4B5563"/>
           <w:sz w:val="19"/>
           <w:szCs w:val="19"/>
         </w:rPr>
-      </w:pPr>
+        <w:t>richardbozemandev@outlook.com</w:t>
+      </w:r>
       <w:r>
         <w:rPr>
           <w:rFonts w:ascii="Arial" w:eastAsia="Arial" w:hAnsi="Arial" w:cs="Arial"/>
@@ -64,7 +53,7 @@
           <w:sz w:val="19"/>
           <w:szCs w:val="19"/>
         </w:rPr>
-        <w:t>richard.bozeman.1992@outlook.com | linkedin.com/in/richard-bozeman-0a8b9a3a6 | Florida, United States</w:t>
+        <w:t xml:space="preserve"> | </w:t>
       </w:r>
       <w:r>
         <w:rPr>
@@ -73,7 +62,7 @@
           <w:sz w:val="19"/>
           <w:szCs w:val="19"/>
         </w:rPr>
-        <w:t xml:space="preserve"> | </w:t>
+        <w:t>https://www.linkedin.com/in/richard-bozeman-b627703b1</w:t>
       </w:r>
       <w:r>
         <w:rPr>
@@ -82,7 +71,7 @@
           <w:sz w:val="19"/>
           <w:szCs w:val="19"/>
         </w:rPr>
-        <w:t>+</w:t>
+        <w:t>| Florida, United States    +</w:t>
       </w:r>
       <w:r>
         <w:rPr>
@@ -94,7 +83,6 @@
         <w:t>1 (305) 7070624</w:t>
       </w:r>
     </w:p>
-    <w:bookmarkEnd w:id="0"/>
     <w:p>
       <w:pPr>
         <w:pBdr>
@@ -102,6 +90,8 @@
         </w:pBdr>
         <w:spacing w:before="120" w:after="80"/>
       </w:pPr>
+      <w:bookmarkStart w:id="0" w:name="_GoBack"/>
+      <w:bookmarkEnd w:id="0"/>
       <w:r>
         <w:rPr>
           <w:b/>
